--- a/assets/cases/Riverton_County_Public_Health_Case.docx
+++ b/assets/cases/Riverton_County_Public_Health_Case.docx
@@ -104,13 +104,8 @@
     </w:p>
     <w:p>
       <w:r>
-        <w:t xml:space="preserve">The number was lower than at the same point a year earlier, but it did not feel like progress. Emergency medical services </w:t>
+        <w:t>The number was lower than at the same point a year earlier, but it did not feel like progress. Emergency medical services had</w:t>
       </w:r>
-      <w:proofErr w:type="gramStart"/>
-      <w:r>
-        <w:t>had</w:t>
-      </w:r>
-      <w:proofErr w:type="gramEnd"/>
       <w:r>
         <w:t xml:space="preserve"> administered naloxone 286 times since January. The county jail reported that nearly one in three new detainees screened positive for a substance-use disorder. The largest hospital’s emergency department had treated 412 nonfatal overdoses, and outreach teams were seeing more people combining fentanyl with cocaine or methamphetamine.</w:t>
       </w:r>
@@ -151,7 +146,10 @@
     </w:p>
     <w:p>
       <w:r>
-        <w:t>Riverton County had 618,000 residents. Its eastern corridor included a university, two hospitals, and growing technology and logistics firms. Its western townships were more rural, with fewer treatment providers and limited public transportation. Median household income was $71,400, but five neighborhoods had poverty rates above 25%. The county’s population was 46% White, 27% Black, 19% Hispanic, 5% Asian, and 3% other or multiracial. All Riverton data in this case are fictional but designed to reflect conditions faced by many U.S. communities.</w:t>
+        <w:t>Riverton County had 618,000 residents. Its eastern corridor included a university, two hospitals, and growing technology and logistics firms. Its western townships were more rural, with fewer treatment providers and limited public transportation. Median household income was $71,400, but five neighborhoods had poverty rates above 25%. The county’s population was 46% White, 27% Black, 19% Hispanic, 5% Asian, and 3% other or multiracial. All Riverton data in this case are fictional but designed to reflect cond</w:t>
+      </w:r>
+      <w:r>
+        <w:t>itions faced by many U.S. communities.</w:t>
       </w:r>
     </w:p>
     <w:p>
@@ -246,7 +244,10 @@
     </w:p>
     <w:p>
       <w:r>
-        <w:t>County Executive Marcus Lee focused on fiscal sustainability. He supported naloxone but questioned whether a county should operate a treatment bus when private providers existed. The hospital system favored expanding medication treatment in emergency departments, but wanted the county to fund navigators who could arrange follow-up care. Police leaders argued that open-air drug markets and repeat overdoses were straining public safety resources. Community advocates warned that enforcement-heavy approaches could drive people into more isolated settings, where an overdose would be less likely to be witnessed.</w:t>
+        <w:t>County Executive Marcus Lee focused on fiscal sustainability. He supported naloxone but questioned whether a county should operate a treatment bus when private providers existed. The hospital system favored expanding medication treatment in emergency departments, but wanted the county to fund navigators who could arrange follow-up care. Police leaders argued that open-air drug markets and repeat overdoses were straining public safety resources. Community advocates warned that enforcement-heavy approaches co</w:t>
+      </w:r>
+      <w:r>
+        <w:t>uld drive people into more isolated settings, where an overdose would be less likely to be witnessed.</w:t>
       </w:r>
     </w:p>
     <w:p>
@@ -264,7 +265,10 @@
     </w:p>
     <w:p>
       <w:r>
-        <w:t>The overall county decline concealed divergent trends. Fatal overdoses had fallen 28% among White residents since 2023 but only 6% among Black residents; deaths among residents age 45–64 had not declined at all. Earlier CDC research found widening racial disparities and linked higher overdose rates to income inequality and limited prior treatment access.⁶ The county’s advisory board insisted that Torres address these differences explicitly, but members disagreed on whether resources should be allocated proportionally to population, overdose burden, treatment gaps, or neighborhood disadvantage.</w:t>
+        <w:t>The overall county decline concealed divergent trends. Fatal overdoses had fallen 28% among White residents since 2023 but only 6% among Black residents; deaths among residents age 45–64 had not declined at all. Earlier CDC research found widening racial disparities and linked higher overdose rates to income inequality and limited prior treatment access.⁶ The county’s advisory board insisted that Torres address these differences explicitly, but members disagreed on whether resources should be allocated prop</w:t>
+      </w:r>
+      <w:r>
+        <w:t>ortionally to population, overdose burden, treatment gaps, or neighborhood disadvantage.</w:t>
       </w:r>
     </w:p>
     <w:p>
@@ -835,7 +839,10 @@
     </w:p>
     <w:p>
       <w:r>
-        <w:t>Stakeholders did not agree on the objective. The county executive wanted fewer deaths per dollar. The hospital prioritized treatment initiation and reduced emergency-department use. Advocates emphasized survival, dignity, and equitable access. Police leaders focused on public drug use and repeat calls. Providers measured retention in care. The epidemiology team warned that an apparent improvement in any one metric might reflect displacement, reporting lags, changes in drug composition, or regression to the mean.</w:t>
+        <w:t xml:space="preserve">Stakeholders did not agree on the objective. The county executive wanted fewer deaths per dollar. The hospital prioritized treatment initiation and reduced emergency-department use. Advocates emphasized survival, dignity, and equitable access. Police leaders focused on public drug use and repeat calls. Providers measured retention in care. The epidemiology team warned that an apparent improvement in any one metric might reflect displacement, reporting lags, changes in drug composition, or regression to the </w:t>
+      </w:r>
+      <w:r>
+        <w:t>mean.</w:t>
       </w:r>
     </w:p>
     <w:p>
@@ -1417,7 +1424,6 @@
         <w:pStyle w:val="Heading1"/>
       </w:pPr>
       <w:r>
-        <w:lastRenderedPageBreak/>
         <w:t>Exhibit 2. Uneven outcomes, 2023–2025</w:t>
       </w:r>
     </w:p>
@@ -1798,7 +1804,99 @@
         <w:pStyle w:val="Heading1"/>
       </w:pPr>
       <w:r>
-        <w:t>Framing questions</w:t>
+        <w:t>Discussion questions</w:t>
+      </w:r>
+    </w:p>
+    <w:p>
+      <w:pPr>
+        <w:pStyle w:val="ListParagraph"/>
+        <w:numPr>
+          <w:ilvl w:val="0"/>
+          <w:numId w:val="13"/>
+        </w:numPr>
+      </w:pPr>
+      <w:r>
+        <w:t>What problem is Torres actually being asked to solve? How would different problem definitions change the recommendation?</w:t>
+      </w:r>
+    </w:p>
+    <w:p>
+      <w:pPr>
+        <w:pStyle w:val="ListParagraph"/>
+        <w:numPr>
+          <w:ilvl w:val="0"/>
+          <w:numId w:val="13"/>
+        </w:numPr>
+      </w:pPr>
+      <w:r>
+        <w:t>Which performance measures should govern the portfolio: deaths, nonfatal overdoses, treatment starts, retention, equity, public disorder, cost, or some combination?</w:t>
+      </w:r>
+    </w:p>
+    <w:p>
+      <w:pPr>
+        <w:pStyle w:val="ListParagraph"/>
+        <w:numPr>
+          <w:ilvl w:val="0"/>
+          <w:numId w:val="13"/>
+        </w:numPr>
+      </w:pPr>
+      <w:r>
+        <w:t>Which decisions are urgent and which could be delayed until better information is available?</w:t>
+      </w:r>
+    </w:p>
+    <w:p>
+      <w:pPr>
+        <w:pStyle w:val="ListParagraph"/>
+        <w:numPr>
+          <w:ilvl w:val="0"/>
+          <w:numId w:val="13"/>
+        </w:numPr>
+      </w:pPr>
+      <w:r>
+        <w:t>What uncertainties matter most? Which could be reduced through data collection or a limited pilot?</w:t>
+      </w:r>
+    </w:p>
+    <w:p>
+      <w:pPr>
+        <w:pStyle w:val="ListParagraph"/>
+        <w:numPr>
+          <w:ilvl w:val="0"/>
+          <w:numId w:val="13"/>
+        </w:numPr>
+      </w:pPr>
+      <w:r>
+        <w:t>How should the county interpret falling national and local deaths when fentanyl exposure and service demand remain high?</w:t>
+      </w:r>
+    </w:p>
+    <w:p>
+      <w:pPr>
+        <w:pStyle w:val="ListParagraph"/>
+        <w:numPr>
+          <w:ilvl w:val="0"/>
+          <w:numId w:val="13"/>
+        </w:numPr>
+      </w:pPr>
+      <w:r>
+        <w:t>What allocation principles would be defensible when outcomes differ sharply across demographic groups and neighborhoods?</w:t>
+      </w:r>
+    </w:p>
+    <w:p>
+      <w:pPr>
+        <w:pStyle w:val="ListParagraph"/>
+        <w:numPr>
+          <w:ilvl w:val="0"/>
+          <w:numId w:val="13"/>
+        </w:numPr>
+      </w:pPr>
+      <w:r>
+        <w:t>Prepare a recommendation for the 4:00 p.m. meeting, including a budget, implementation priorities, and indicators that would trigger future changes.</w:t>
+      </w:r>
+    </w:p>
+    <w:p>
+      <w:pPr>
+        <w:pStyle w:val="Heading1"/>
+      </w:pPr>
+      <w:r>
+        <w:t>Decision Framing Questions</w:t>
       </w:r>
     </w:p>
     <w:p>
@@ -1811,15 +1909,7 @@
         <w:spacing w:after="80" w:line="247" w:lineRule="auto"/>
       </w:pPr>
       <w:r>
-        <w:t xml:space="preserve">Identify the different metrics that can be used to evaluate every aspect of the performance of the system?  Organize these into a pyramid to indicate </w:t>
-      </w:r>
-      <w:proofErr w:type="gramStart"/>
-      <w:r>
-        <w:t>the relative</w:t>
-      </w:r>
-      <w:proofErr w:type="gramEnd"/>
-      <w:r>
-        <w:t xml:space="preserve"> importance, following the style given here.</w:t>
+        <w:t>Identify the different metrics that can be used to evaluate every aspect of the performance of the system?  Organize these into a pyramid to indicate the relative importance, following the style given here.</w:t>
       </w:r>
     </w:p>
     <w:p>
@@ -1993,115 +2083,7 @@
         <w:spacing w:after="80" w:line="247" w:lineRule="auto"/>
       </w:pPr>
       <w:r>
-        <w:t xml:space="preserve">Using the same </w:t>
-      </w:r>
-      <w:proofErr w:type="gramStart"/>
-      <w:r>
-        <w:t>decision</w:t>
-      </w:r>
-      <w:proofErr w:type="gramEnd"/>
-      <w:r>
-        <w:t xml:space="preserve"> you identified in (6), identify the people, departments, groups or organizations that you would need to work with to implement the decision?</w:t>
-      </w:r>
-    </w:p>
-    <w:p>
-      <w:pPr>
-        <w:pStyle w:val="Heading1"/>
-      </w:pPr>
-      <w:r>
-        <w:t>Discussion questions</w:t>
-      </w:r>
-    </w:p>
-    <w:p>
-      <w:pPr>
-        <w:pStyle w:val="ListParagraph"/>
-        <w:numPr>
-          <w:ilvl w:val="0"/>
-          <w:numId w:val="13"/>
-        </w:numPr>
-      </w:pPr>
-      <w:r>
-        <w:t xml:space="preserve">What problem is Torres </w:t>
-      </w:r>
-      <w:proofErr w:type="gramStart"/>
-      <w:r>
-        <w:t>actually being</w:t>
-      </w:r>
-      <w:proofErr w:type="gramEnd"/>
-      <w:r>
-        <w:t xml:space="preserve"> asked to solve? How would different problem definitions change the recommendation?</w:t>
-      </w:r>
-    </w:p>
-    <w:p>
-      <w:pPr>
-        <w:pStyle w:val="ListParagraph"/>
-        <w:numPr>
-          <w:ilvl w:val="0"/>
-          <w:numId w:val="13"/>
-        </w:numPr>
-      </w:pPr>
-      <w:r>
-        <w:t>Which performance measures should govern the portfolio: deaths, nonfatal overdoses, treatment starts, retention, equity, public disorder, cost, or some combination?</w:t>
-      </w:r>
-    </w:p>
-    <w:p>
-      <w:pPr>
-        <w:pStyle w:val="ListParagraph"/>
-        <w:numPr>
-          <w:ilvl w:val="0"/>
-          <w:numId w:val="13"/>
-        </w:numPr>
-      </w:pPr>
-      <w:r>
-        <w:t>Which decisions are urgent and which could be delayed until better information is available?</w:t>
-      </w:r>
-    </w:p>
-    <w:p>
-      <w:pPr>
-        <w:pStyle w:val="ListParagraph"/>
-        <w:numPr>
-          <w:ilvl w:val="0"/>
-          <w:numId w:val="13"/>
-        </w:numPr>
-      </w:pPr>
-      <w:r>
-        <w:t>What uncertainties matter most? Which could be reduced through data collection or a limited pilot?</w:t>
-      </w:r>
-    </w:p>
-    <w:p>
-      <w:pPr>
-        <w:pStyle w:val="ListParagraph"/>
-        <w:numPr>
-          <w:ilvl w:val="0"/>
-          <w:numId w:val="13"/>
-        </w:numPr>
-      </w:pPr>
-      <w:r>
-        <w:t>How should the county interpret falling national and local deaths when fentanyl exposure and service demand remain high?</w:t>
-      </w:r>
-    </w:p>
-    <w:p>
-      <w:pPr>
-        <w:pStyle w:val="ListParagraph"/>
-        <w:numPr>
-          <w:ilvl w:val="0"/>
-          <w:numId w:val="13"/>
-        </w:numPr>
-      </w:pPr>
-      <w:r>
-        <w:t>What allocation principles would be defensible when outcomes differ sharply across demographic groups and neighborhoods?</w:t>
-      </w:r>
-    </w:p>
-    <w:p>
-      <w:pPr>
-        <w:pStyle w:val="ListParagraph"/>
-        <w:numPr>
-          <w:ilvl w:val="0"/>
-          <w:numId w:val="13"/>
-        </w:numPr>
-      </w:pPr>
-      <w:r>
-        <w:t>Prepare a recommendation for the 4:00 p.m. meeting, including a budget, implementation priorities, and indicators that would trigger future changes.</w:t>
+        <w:t>Using the same decision you identified in (6), identify the people, departments, groups or organizations that you would need to work with to implement the decision?</w:t>
       </w:r>
     </w:p>
     <w:p>
@@ -2119,7 +2101,6 @@
     </w:p>
     <w:p>
       <w:r>
-        <w:lastRenderedPageBreak/>
         <w:t>2. CDC, “U.S. Overdose Deaths Decrease for Third Consecutive Year,” May 13, 2026. Estimated opioid-involved deaths declined to 44,564 in 2025; several states experienced increases.</w:t>
       </w:r>
     </w:p>
@@ -2160,7 +2141,6 @@
         <w:pStyle w:val="Heading1"/>
       </w:pPr>
       <w:r>
-        <w:lastRenderedPageBreak/>
         <w:t>ChatGPT notes</w:t>
       </w:r>
     </w:p>

--- a/assets/cases/Riverton_County_Public_Health_Case.docx
+++ b/assets/cases/Riverton_County_Public_Health_Case.docx
@@ -1909,7 +1909,7 @@
         <w:spacing w:after="80" w:line="247" w:lineRule="auto"/>
       </w:pPr>
       <w:r>
-        <w:t>Identify the different metrics that can be used to evaluate every aspect of the performance of the system?  Organize these into a pyramid to indicate the relative importance, following the style given here.</w:t>
+        <w:t xml:space="preserve">Identify and describe the responsibilities of the decision maker. This should set the scope of the problem.</w:t>
       </w:r>
     </w:p>
     <w:p>
@@ -1922,29 +1922,18 @@
         <w:spacing w:after="80" w:line="247" w:lineRule="auto"/>
       </w:pPr>
       <w:r>
-        <w:t xml:space="preserve">What are the types of decisions? Use the </w:t>
+        <w:t xml:space="preserve">Use the </w:t>
       </w:r>
-      <w:hyperlink r:id="rId8" w:anchor="types-of-decision-settings" w:history="1">
+      <w:hyperlink r:id="rId16">
         <w:r>
           <w:rPr>
             <w:rStyle w:val="Hyperlink"/>
           </w:rPr>
-          <w:t>list of decision types here as a guide</w:t>
+          <w:t xml:space="preserve">metrics pyramid tool</w:t>
         </w:r>
       </w:hyperlink>
       <w:r>
-        <w:t xml:space="preserve">, illustrated by the </w:t>
-      </w:r>
-      <w:hyperlink r:id="rId9" w:anchor="from-apps-to-types" w:history="1">
-        <w:r>
-          <w:rPr>
-            <w:rStyle w:val="Hyperlink"/>
-          </w:rPr>
-          <w:t>applications here</w:t>
-        </w:r>
-      </w:hyperlink>
-      <w:r>
-        <w:t xml:space="preserve">.  </w:t>
+        <w:t xml:space="preserve"> to identify and prioritize the different performance metrics. Click on the oval holding the metric to identify whether it is a metric to be maximized (green), minimized (red), a target that is a floor (light green) or a ceiling (light red), or finally a target (purple).</w:t>
       </w:r>
     </w:p>
     <w:p>
@@ -1959,16 +1948,27 @@
       <w:r>
         <w:t xml:space="preserve">Use the </w:t>
       </w:r>
-      <w:hyperlink r:id="rId10" w:history="1">
+      <w:hyperlink r:id="rId17">
         <w:r>
           <w:rPr>
             <w:rStyle w:val="Hyperlink"/>
           </w:rPr>
-          <w:t>interactive framing matrix here</w:t>
+          <w:t xml:space="preserve">decision prioritization tool</w:t>
         </w:r>
       </w:hyperlink>
       <w:r>
-        <w:t xml:space="preserve"> to fill out the performance metrics along the top (from most to least important) followed by the list of decisions (in any order).  Use your judgment to assess whether the impact of each decision on each metric is H (high impact), M (medium), L (low) or N (none).  Finally, use the resulting matrix to rank the decisions in terms of their impact on the most important metrics.</w:t>
+        <w:t xml:space="preserve"> to first list the different types of decisions (use the </w:t>
+      </w:r>
+      <w:hyperlink r:id="rId18">
+        <w:r>
+          <w:rPr>
+            <w:rStyle w:val="Hyperlink"/>
+          </w:rPr>
+          <w:t xml:space="preserve">types of decisions</w:t>
+        </w:r>
+      </w:hyperlink>
+      <w:r>
+        <w:t xml:space="preserve"> as a guide). These will then populate the rows of the matrix to the right, where the columns are the performance metrics sorted left to right by the priority in the pyramid above. Click on each cell to indicate if the impact of the decision on each metric is high (red), medium (orange), low (yellow) or none (white).</w:t>
       </w:r>
     </w:p>
     <w:p>
@@ -1981,18 +1981,7 @@
         <w:spacing w:after="80" w:line="247" w:lineRule="auto"/>
       </w:pPr>
       <w:r>
-        <w:t xml:space="preserve">What are the different sources of uncertainty?  Use the </w:t>
-      </w:r>
-      <w:hyperlink r:id="rId11" w:anchor="categories" w:history="1">
-        <w:r>
-          <w:rPr>
-            <w:rStyle w:val="Hyperlink"/>
-          </w:rPr>
-          <w:t>12 categories of uncertainty here as a guide</w:t>
-        </w:r>
-      </w:hyperlink>
-      <w:r>
-        <w:t>.</w:t>
+        <w:t xml:space="preserve">You can grab the handle (three bars) farthest to the left on each row to move it up or down. Sort the rows so that the decisions with the greatest impact on the most important metrics are toward the top. The cells in the upper left-hand corner should have the greatest concentration of red and orange cells. At this point identify the decisions that should receive the most attention in your study. If you do not have any decisions with a medium or high impact on the most important metrics, revisit your list of decisions.</w:t>
       </w:r>
     </w:p>
     <w:p>
@@ -2005,7 +1994,42 @@
         <w:spacing w:after="80" w:line="247" w:lineRule="auto"/>
       </w:pPr>
       <w:r>
-        <w:t>Repeat the exercise in (3), but this time using uncertainties instead of decisions.</w:t>
+        <w:t xml:space="preserve">Repeat the process to list and prioritize the uncertainties using the </w:t>
+      </w:r>
+      <w:hyperlink r:id="rId19">
+        <w:r>
+          <w:rPr>
+            <w:rStyle w:val="Hyperlink"/>
+          </w:rPr>
+          <w:t xml:space="preserve">uncertainty prioritization tool</w:t>
+        </w:r>
+      </w:hyperlink>
+      <w:r>
+        <w:t xml:space="preserve">. Use the </w:t>
+      </w:r>
+      <w:hyperlink r:id="rId20">
+        <w:r>
+          <w:rPr>
+            <w:rStyle w:val="Hyperlink"/>
+          </w:rPr>
+          <w:t xml:space="preserve">categories of uncertainty</w:t>
+        </w:r>
+      </w:hyperlink>
+      <w:r>
+        <w:t xml:space="preserve"> to help you identify these.</w:t>
+      </w:r>
+    </w:p>
+    <w:p>
+      <w:pPr>
+        <w:pStyle w:val="ListParagraph"/>
+        <w:numPr>
+          <w:ilvl w:val="0"/>
+          <w:numId w:val="11"/>
+        </w:numPr>
+        <w:spacing w:after="80" w:line="247" w:lineRule="auto"/>
+      </w:pPr>
+      <w:r>
+        <w:t xml:space="preserve">It is important to differentiate uncertainties that can be evaluated on average, or as risk events:</w:t>
       </w:r>
     </w:p>
     <w:p>
@@ -2018,7 +2042,7 @@
         <w:spacing w:after="80" w:line="247" w:lineRule="auto"/>
       </w:pPr>
       <w:r>
-        <w:t>Which sources of uncertainty would be captured using average performance over time?</w:t>
+        <w:t xml:space="preserve">Which sources of uncertainty would be captured using average performance over time?</w:t>
       </w:r>
     </w:p>
     <w:p>
@@ -2031,7 +2055,7 @@
         <w:spacing w:after="80" w:line="247" w:lineRule="auto"/>
       </w:pPr>
       <w:r>
-        <w:t>Which sources of uncertainty represent forms of risk that are not properly captured using averages?</w:t>
+        <w:t xml:space="preserve">Which sources of uncertainty represent forms of risk that are not properly captured using averages?</w:t>
       </w:r>
     </w:p>
     <w:p>
@@ -2044,7 +2068,7 @@
         <w:spacing w:after="80" w:line="247" w:lineRule="auto"/>
       </w:pPr>
       <w:r>
-        <w:t xml:space="preserve">Choose the single decision that seems to have the highest impact on the most important metric.  </w:t>
+        <w:t xml:space="preserve">Choose the single decision that seems to have the highest impact on the most important metric.</w:t>
       </w:r>
     </w:p>
     <w:p>
@@ -2057,7 +2081,7 @@
         <w:spacing w:after="80" w:line="247" w:lineRule="auto"/>
       </w:pPr>
       <w:r>
-        <w:t>What approach do you think you would use to make this decision?</w:t>
+        <w:t xml:space="preserve">What approach do you think you would use to make this decision?</w:t>
       </w:r>
     </w:p>
     <w:p>
@@ -2070,7 +2094,7 @@
         <w:spacing w:after="80" w:line="247" w:lineRule="auto"/>
       </w:pPr>
       <w:r>
-        <w:t>What data appears to be necessary to make this decision, including the calculation of any performance metrics where the decision would have a high or medium impact.</w:t>
+        <w:t xml:space="preserve">What data appears to be necessary to make this decision, including the calculation of any performance metrics where the decision would have a high or medium impact.</w:t>
       </w:r>
     </w:p>
     <w:p>
@@ -2083,7 +2107,7 @@
         <w:spacing w:after="80" w:line="247" w:lineRule="auto"/>
       </w:pPr>
       <w:r>
-        <w:t>Using the same decision you identified in (6), identify the people, departments, groups or organizations that you would need to work with to implement the decision?</w:t>
+        <w:t xml:space="preserve">Using the same decision you identified in (7), identify the people, departments, groups or organizations that you would need to work with to implement the decision.</w:t>
       </w:r>
     </w:p>
     <w:p>
